--- a/pronto24_ru/comply_docs/01_Политика_обработки_ПДн.docx
+++ b/pronto24_ru/comply_docs/01_Политика_обработки_ПДн.docx
@@ -589,7 +589,7 @@
     </w:p>
     <w:p>
       <w:r>
-        <w:t>WAF/DDoS-защита: Не обнаружен</w:t>
+        <w:t>WAF/DDoS-защита: No WAF</w:t>
       </w:r>
     </w:p>
     <w:p>
